--- a/reports/report.docx
+++ b/reports/report.docx
@@ -442,7 +442,7 @@
             </w:rPr>
             <w:fldChar w:fldCharType="separate"/>
           </w:r>
-          <w:hyperlink w:anchor="_Toc230309647" w:history="1">
+          <w:hyperlink w:anchor="_Toc230355748" w:history="1">
             <w:r>
               <w:rPr>
                 <w:rStyle w:val="a5"/>
@@ -469,7 +469,7 @@
                 <w:noProof/>
                 <w:webHidden/>
               </w:rPr>
-              <w:instrText xml:space="preserve"> PAGEREF _Toc230309647 \h </w:instrText>
+              <w:instrText xml:space="preserve"> PAGEREF _Toc230355748 \h </w:instrText>
             </w:r>
             <w:r>
               <w:rPr>
@@ -513,7 +513,7 @@
               <w:szCs w:val="22"/>
             </w:rPr>
           </w:pPr>
-          <w:hyperlink w:anchor="_Toc230309648" w:history="1">
+          <w:hyperlink w:anchor="_Toc230355749" w:history="1">
             <w:r>
               <w:rPr>
                 <w:rStyle w:val="a5"/>
@@ -540,7 +540,7 @@
                 <w:noProof/>
                 <w:webHidden/>
               </w:rPr>
-              <w:instrText xml:space="preserve"> PAGEREF _Toc230309648 \h </w:instrText>
+              <w:instrText xml:space="preserve"> PAGEREF _Toc230355749 \h </w:instrText>
             </w:r>
             <w:r>
               <w:rPr>
@@ -584,7 +584,7 @@
               <w:szCs w:val="22"/>
             </w:rPr>
           </w:pPr>
-          <w:hyperlink w:anchor="_Toc230309649" w:history="1">
+          <w:hyperlink w:anchor="_Toc230355750" w:history="1">
             <w:r>
               <w:rPr>
                 <w:rStyle w:val="a5"/>
@@ -611,7 +611,7 @@
                 <w:noProof/>
                 <w:webHidden/>
               </w:rPr>
-              <w:instrText xml:space="preserve"> PAGEREF _Toc230309649 \h </w:instrText>
+              <w:instrText xml:space="preserve"> PAGEREF _Toc230355750 \h </w:instrText>
             </w:r>
             <w:r>
               <w:rPr>
@@ -655,7 +655,7 @@
               <w:szCs w:val="22"/>
             </w:rPr>
           </w:pPr>
-          <w:hyperlink w:anchor="_Toc230309650" w:history="1">
+          <w:hyperlink w:anchor="_Toc230355751" w:history="1">
             <w:r>
               <w:rPr>
                 <w:rStyle w:val="a5"/>
@@ -682,7 +682,7 @@
                 <w:noProof/>
                 <w:webHidden/>
               </w:rPr>
-              <w:instrText xml:space="preserve"> PAGEREF _Toc230309650 \h </w:instrText>
+              <w:instrText xml:space="preserve"> PAGEREF _Toc230355751 \h </w:instrText>
             </w:r>
             <w:r>
               <w:rPr>
@@ -726,7 +726,7 @@
               <w:szCs w:val="22"/>
             </w:rPr>
           </w:pPr>
-          <w:hyperlink w:anchor="_Toc230309651" w:history="1">
+          <w:hyperlink w:anchor="_Toc230355752" w:history="1">
             <w:r>
               <w:rPr>
                 <w:rStyle w:val="a5"/>
@@ -753,7 +753,7 @@
                 <w:noProof/>
                 <w:webHidden/>
               </w:rPr>
-              <w:instrText xml:space="preserve"> PAGEREF _Toc230309651 \h </w:instrText>
+              <w:instrText xml:space="preserve"> PAGEREF _Toc230355752 \h </w:instrText>
             </w:r>
             <w:r>
               <w:rPr>
@@ -797,13 +797,13 @@
               <w:szCs w:val="22"/>
             </w:rPr>
           </w:pPr>
-          <w:hyperlink w:anchor="_Toc230309652" w:history="1">
+          <w:hyperlink w:anchor="_Toc230355753" w:history="1">
             <w:r>
               <w:rPr>
                 <w:rStyle w:val="a5"/>
                 <w:noProof/>
               </w:rPr>
-              <w:t>2 ВАРИАТИВНАЯ ЧАСТЬ: TELEGRAM-БОТ «НАСТЮШКА»</w:t>
+              <w:t>2 ВАРИАТИВНАЯ ЧАСТЬ: TELEGRAM-БОТ «РАНДОМАЙЗЕР»</w:t>
             </w:r>
             <w:r>
               <w:rPr>
@@ -824,7 +824,7 @@
                 <w:noProof/>
                 <w:webHidden/>
               </w:rPr>
-              <w:instrText xml:space="preserve"> PAGEREF _Toc230309652 \h </w:instrText>
+              <w:instrText xml:space="preserve"> PAGEREF _Toc230355753 \h </w:instrText>
             </w:r>
             <w:r>
               <w:rPr>
@@ -868,7 +868,7 @@
               <w:szCs w:val="22"/>
             </w:rPr>
           </w:pPr>
-          <w:hyperlink w:anchor="_Toc230309653" w:history="1">
+          <w:hyperlink w:anchor="_Toc230355754" w:history="1">
             <w:r>
               <w:rPr>
                 <w:rStyle w:val="a5"/>
@@ -895,7 +895,7 @@
                 <w:noProof/>
                 <w:webHidden/>
               </w:rPr>
-              <w:instrText xml:space="preserve"> PAGEREF _Toc230309653 \h </w:instrText>
+              <w:instrText xml:space="preserve"> PAGEREF _Toc230355754 \h </w:instrText>
             </w:r>
             <w:r>
               <w:rPr>
@@ -939,7 +939,7 @@
               <w:szCs w:val="22"/>
             </w:rPr>
           </w:pPr>
-          <w:hyperlink w:anchor="_Toc230309654" w:history="1">
+          <w:hyperlink w:anchor="_Toc230355755" w:history="1">
             <w:r>
               <w:rPr>
                 <w:rStyle w:val="a5"/>
@@ -966,7 +966,7 @@
                 <w:noProof/>
                 <w:webHidden/>
               </w:rPr>
-              <w:instrText xml:space="preserve"> PAGEREF _Toc230309654 \h </w:instrText>
+              <w:instrText xml:space="preserve"> PAGEREF _Toc230355755 \h </w:instrText>
             </w:r>
             <w:r>
               <w:rPr>
@@ -1010,7 +1010,7 @@
               <w:szCs w:val="22"/>
             </w:rPr>
           </w:pPr>
-          <w:hyperlink w:anchor="_Toc230309655" w:history="1">
+          <w:hyperlink w:anchor="_Toc230355756" w:history="1">
             <w:r>
               <w:rPr>
                 <w:rStyle w:val="a5"/>
@@ -1037,7 +1037,7 @@
                 <w:noProof/>
                 <w:webHidden/>
               </w:rPr>
-              <w:instrText xml:space="preserve"> PAGEREF _Toc230309655 \h </w:instrText>
+              <w:instrText xml:space="preserve"> PAGEREF _Toc230355756 \h </w:instrText>
             </w:r>
             <w:r>
               <w:rPr>
@@ -1081,7 +1081,7 @@
               <w:szCs w:val="22"/>
             </w:rPr>
           </w:pPr>
-          <w:hyperlink w:anchor="_Toc230309656" w:history="1">
+          <w:hyperlink w:anchor="_Toc230355757" w:history="1">
             <w:r>
               <w:rPr>
                 <w:rStyle w:val="a5"/>
@@ -1108,7 +1108,7 @@
                 <w:noProof/>
                 <w:webHidden/>
               </w:rPr>
-              <w:instrText xml:space="preserve"> PAGEREF _Toc230309656 \h </w:instrText>
+              <w:instrText xml:space="preserve"> PAGEREF _Toc230355757 \h </w:instrText>
             </w:r>
             <w:r>
               <w:rPr>
@@ -1152,7 +1152,7 @@
               <w:szCs w:val="22"/>
             </w:rPr>
           </w:pPr>
-          <w:hyperlink w:anchor="_Toc230309657" w:history="1">
+          <w:hyperlink w:anchor="_Toc230355758" w:history="1">
             <w:r>
               <w:rPr>
                 <w:rStyle w:val="a5"/>
@@ -1179,7 +1179,7 @@
                 <w:noProof/>
                 <w:webHidden/>
               </w:rPr>
-              <w:instrText xml:space="preserve"> PAGEREF _Toc230309657 \h </w:instrText>
+              <w:instrText xml:space="preserve"> PAGEREF _Toc230355758 \h </w:instrText>
             </w:r>
             <w:r>
               <w:rPr>
@@ -1223,7 +1223,7 @@
               <w:szCs w:val="22"/>
             </w:rPr>
           </w:pPr>
-          <w:hyperlink w:anchor="_Toc230309658" w:history="1">
+          <w:hyperlink w:anchor="_Toc230355759" w:history="1">
             <w:r>
               <w:rPr>
                 <w:rStyle w:val="a5"/>
@@ -1250,7 +1250,7 @@
                 <w:noProof/>
                 <w:webHidden/>
               </w:rPr>
-              <w:instrText xml:space="preserve"> PAGEREF _Toc230309658 \h </w:instrText>
+              <w:instrText xml:space="preserve"> PAGEREF _Toc230355759 \h </w:instrText>
             </w:r>
             <w:r>
               <w:rPr>
@@ -1309,6 +1309,8 @@
           <w:color w:val="auto"/>
         </w:rPr>
       </w:pPr>
+      <w:bookmarkStart w:id="0" w:name="_GoBack"/>
+      <w:bookmarkEnd w:id="0"/>
     </w:p>
     <w:p>
       <w:pPr>
@@ -1333,7 +1335,7 @@
           <w:color w:val="auto"/>
         </w:rPr>
       </w:pPr>
-      <w:bookmarkStart w:id="0" w:name="_Toc230309647"/>
+      <w:bookmarkStart w:id="1" w:name="_Toc230355748"/>
       <w:r>
         <w:rPr>
           <w:color w:val="auto"/>
@@ -1341,7 +1343,7 @@
         <w:lastRenderedPageBreak/>
         <w:t>ВВЕДЕНИЕ</w:t>
       </w:r>
-      <w:bookmarkEnd w:id="0"/>
+      <w:bookmarkEnd w:id="1"/>
     </w:p>
     <w:p>
       <w:pPr>
@@ -1869,7 +1871,7 @@
           <w:color w:val="auto"/>
         </w:rPr>
       </w:pPr>
-      <w:bookmarkStart w:id="1" w:name="_Toc230309648"/>
+      <w:bookmarkStart w:id="2" w:name="_Toc230355749"/>
       <w:r>
         <w:rPr>
           <w:color w:val="auto"/>
@@ -1883,7 +1885,7 @@
         </w:rPr>
         <w:t xml:space="preserve"> ЧАСТЬ ЗАДАНИЯ</w:t>
       </w:r>
-      <w:bookmarkEnd w:id="1"/>
+      <w:bookmarkEnd w:id="2"/>
     </w:p>
     <w:p>
       <w:pPr>
@@ -1894,7 +1896,7 @@
           <w:szCs w:val="28"/>
         </w:rPr>
       </w:pPr>
-      <w:bookmarkStart w:id="2" w:name="_Toc230309649"/>
+      <w:bookmarkStart w:id="3" w:name="_Toc230355750"/>
       <w:r>
         <w:rPr>
           <w:color w:val="auto"/>
@@ -1938,7 +1940,7 @@
         </w:rPr>
         <w:t>репозитория</w:t>
       </w:r>
-      <w:bookmarkEnd w:id="2"/>
+      <w:bookmarkEnd w:id="3"/>
       <w:proofErr w:type="spellEnd"/>
     </w:p>
     <w:p>
@@ -2455,7 +2457,7 @@
           <w:szCs w:val="28"/>
         </w:rPr>
       </w:pPr>
-      <w:bookmarkStart w:id="3" w:name="_Toc230309650"/>
+      <w:bookmarkStart w:id="4" w:name="_Toc230355751"/>
       <w:r>
         <w:rPr>
           <w:color w:val="auto"/>
@@ -2481,7 +2483,7 @@
         </w:rPr>
         <w:t>Markdown</w:t>
       </w:r>
-      <w:bookmarkEnd w:id="3"/>
+      <w:bookmarkEnd w:id="4"/>
       <w:proofErr w:type="spellEnd"/>
     </w:p>
     <w:p>
@@ -2730,7 +2732,7 @@
           <w:szCs w:val="28"/>
         </w:rPr>
       </w:pPr>
-      <w:bookmarkStart w:id="4" w:name="_Toc230309651"/>
+      <w:bookmarkStart w:id="5" w:name="_Toc230355752"/>
       <w:r>
         <w:rPr>
           <w:color w:val="auto"/>
@@ -2747,7 +2749,7 @@
         </w:rPr>
         <w:t xml:space="preserve"> статического веб-сайта</w:t>
       </w:r>
-      <w:bookmarkEnd w:id="4"/>
+      <w:bookmarkEnd w:id="5"/>
     </w:p>
     <w:p>
       <w:pPr>
@@ -3186,6 +3188,7 @@
       </w:pPr>
       <w:r>
         <w:rPr>
+          <w:noProof/>
           <w:sz w:val="28"/>
           <w:szCs w:val="28"/>
         </w:rPr>
@@ -3226,8 +3229,6 @@
           </wp:inline>
         </w:drawing>
       </w:r>
-      <w:bookmarkStart w:id="5" w:name="_GoBack"/>
-      <w:bookmarkEnd w:id="5"/>
     </w:p>
     <w:p>
       <w:pPr>
@@ -3682,7 +3683,7 @@
           <w:color w:val="auto"/>
         </w:rPr>
       </w:pPr>
-      <w:bookmarkStart w:id="6" w:name="_Toc230309652"/>
+      <w:bookmarkStart w:id="6" w:name="_Toc230355753"/>
       <w:r>
         <w:rPr>
           <w:color w:val="auto"/>
@@ -3694,7 +3695,19 @@
         <w:rPr>
           <w:color w:val="auto"/>
         </w:rPr>
-        <w:t xml:space="preserve"> ЧАСТЬ: TELEGRAM-БОТ «НАСТЮШКА»</w:t>
+        <w:t xml:space="preserve"> ЧАСТЬ: TELEGRAM-БОТ «</w:t>
+      </w:r>
+      <w:r>
+        <w:rPr>
+          <w:color w:val="auto"/>
+        </w:rPr>
+        <w:t>РАНДОМАЙЗЕР</w:t>
+      </w:r>
+      <w:r>
+        <w:rPr>
+          <w:color w:val="auto"/>
+        </w:rPr>
+        <w:t>»</w:t>
       </w:r>
       <w:bookmarkEnd w:id="6"/>
     </w:p>
@@ -3707,7 +3720,7 @@
           <w:szCs w:val="28"/>
         </w:rPr>
       </w:pPr>
-      <w:bookmarkStart w:id="7" w:name="_Toc230309653"/>
+      <w:bookmarkStart w:id="7" w:name="_Toc230355754"/>
       <w:r>
         <w:rPr>
           <w:color w:val="auto"/>
@@ -3831,7 +3844,7 @@
           <w:szCs w:val="28"/>
         </w:rPr>
       </w:pPr>
-      <w:bookmarkStart w:id="8" w:name="_Toc230309654"/>
+      <w:bookmarkStart w:id="8" w:name="_Toc230355755"/>
       <w:r>
         <w:rPr>
           <w:color w:val="auto"/>
@@ -4097,7 +4110,7 @@
           <w:szCs w:val="28"/>
         </w:rPr>
       </w:pPr>
-      <w:bookmarkStart w:id="9" w:name="_Toc230309655"/>
+      <w:bookmarkStart w:id="9" w:name="_Toc230355756"/>
       <w:r>
         <w:rPr>
           <w:color w:val="auto"/>
@@ -4340,7 +4353,7 @@
           <w:szCs w:val="28"/>
         </w:rPr>
       </w:pPr>
-      <w:bookmarkStart w:id="10" w:name="_Toc230309656"/>
+      <w:bookmarkStart w:id="10" w:name="_Toc230355757"/>
       <w:r>
         <w:rPr>
           <w:color w:val="auto"/>
@@ -4585,7 +4598,6 @@
           <w:color w:val="auto"/>
         </w:rPr>
       </w:pPr>
-      <w:bookmarkStart w:id="11" w:name="_Toc230309657"/>
       <w:r>
         <w:rPr>
           <w:color w:val="auto"/>
@@ -4593,6 +4605,7 @@
         <w:lastRenderedPageBreak/>
         <w:tab/>
       </w:r>
+      <w:bookmarkStart w:id="11" w:name="_Toc230355758"/>
       <w:r>
         <w:rPr>
           <w:color w:val="auto"/>
@@ -4836,7 +4849,7 @@
           <w:color w:val="auto"/>
         </w:rPr>
       </w:pPr>
-      <w:bookmarkStart w:id="12" w:name="_Toc230309658"/>
+      <w:bookmarkStart w:id="12" w:name="_Toc230355759"/>
       <w:r>
         <w:rPr>
           <w:color w:val="auto"/>
@@ -8053,7 +8066,7 @@
 </file>
 
 <file path=customXml/itemProps1.xml><?xml version="1.0" encoding="utf-8"?>
-<ds:datastoreItem xmlns:ds="http://schemas.openxmlformats.org/officeDocument/2006/customXml" ds:itemID="{A1522962-7BF7-4B95-B26C-DF2BBAB6C63F}">
+<ds:datastoreItem xmlns:ds="http://schemas.openxmlformats.org/officeDocument/2006/customXml" ds:itemID="{6BF1894D-DC35-4804-BB17-C3E1DCED5706}">
   <ds:schemaRefs>
     <ds:schemaRef ds:uri="http://schemas.openxmlformats.org/officeDocument/2006/bibliography"/>
   </ds:schemaRefs>
